--- a/science-fair/night-signal/forms/Revised_Proposal_Form_Gabriel_Mamane.docx
+++ b/science-fair/night-signal/forms/Revised_Proposal_Form_Gabriel_Mamane.docx
@@ -774,7 +774,7 @@
           <w:sz w:val="16"/>
           <w:szCs w:val="16"/>
         </w:rPr>
-        <w:t xml:space="preserve">Revised scope (pending Ms. Ireland's approval): this project measures how accurately a low-cost wearable reads blood oxygen and heart rate, and whether software can flag oxygen desaturation events. Oxygen and heart rate alone cannot confirm or diagnose sleep apnea. It is an educational prototype, not a medical device. No testing on people begins before teacher and ethics approval and signed consent (Form B).</w:t>
+        <w:t xml:space="preserve">Revised scope (agreed with Ms. Ireland on Oct 9, 2026): this project measures how accurately a low-cost wearable reads blood oxygen and heart rate, and whether software can flag oxygen desaturation events. Oxygen and heart rate alone cannot confirm or diagnose sleep apnea. It is an educational prototype, not a medical device. No testing on people begins before Ms. Ireland accepts this revised proposal, ethics approval is issued and signed consent (Form B).</w:t>
       </w:r>
     </w:p>
     <w:sectPr>
